--- a/reports/分报告/05_算法报告_风险感知安全BO.docx
+++ b/reports/分报告/05_算法报告_风险感知安全BO.docx
@@ -18,6 +18,52 @@
       </w:r>
     </w:p>
     <w:p/>
+    <w:p>
+      <w:pPr>
+        <w:spacing w:after="40"/>
+        <w:ind w:left="340"/>
+      </w:pPr>
+      <w:r>
+        <w:rPr>
+          <w:rFonts w:ascii="微软雅黑" w:hAnsi="微软雅黑" w:eastAsia="微软雅黑"/>
+          <w:b/>
+          <w:i w:val="0"/>
+          <w:color w:val="595959"/>
+          <w:sz w:val="19"/>
+        </w:rPr>
+        <w:t>30 秒看懂</w:t>
+      </w:r>
+      <w:r>
+        <w:rPr>
+          <w:rFonts w:ascii="微软雅黑" w:hAnsi="微软雅黑" w:eastAsia="微软雅黑"/>
+          <w:b w:val="0"/>
+          <w:i w:val="0"/>
+          <w:color w:val="595959"/>
+          <w:sz w:val="19"/>
+        </w:rPr>
+        <w:t>：普通 BO 只看平均分，它还看"发挥稳不稳"——每个候选多跑几次算波动，专挑"平均好、波动小"的，最后在混合工况拿了七算法最优。想自己跑：</w:t>
+      </w:r>
+      <w:r>
+        <w:rPr>
+          <w:rFonts w:ascii="Consolas" w:hAnsi="Consolas" w:eastAsia="微软雅黑"/>
+          <w:b w:val="0"/>
+          <w:i w:val="0"/>
+          <w:color w:val="A31515"/>
+          <w:sz w:val="17"/>
+        </w:rPr>
+        <w:t>python run.py advanced --quick --llm-provider heuristic</w:t>
+      </w:r>
+      <w:r>
+        <w:rPr>
+          <w:rFonts w:ascii="微软雅黑" w:hAnsi="微软雅黑" w:eastAsia="微软雅黑"/>
+          <w:b w:val="0"/>
+          <w:i w:val="0"/>
+          <w:color w:val="595959"/>
+          <w:sz w:val="19"/>
+        </w:rPr>
+        <w:t>（约 1.4 秒，离线不花钱）。</w:t>
+      </w:r>
+    </w:p>
     <w:p>
       <w:pPr>
         <w:spacing w:after="80"/>
@@ -102,7 +148,7 @@
           <w:i w:val="0"/>
           <w:sz w:val="21"/>
         </w:rPr>
-        <w:t>：在普通 BO 上加"风险"维度——同一候选跨工况、跨噪声重复评估，用 均值+0.75×标准差 的风险目标引导搜索主动避开"平均好但波动大"的增益，并加安全条件门。</w:t>
+        <w:t>：在普通 BO 上加"风险"维度——同一候选跨工况、跨噪声重复评估，用 均值+0.75×标准差 的风险目标引导搜索主动避开"平均好但波动大"的增益，并加一道安全检查。</w:t>
       </w:r>
     </w:p>
     <w:p>
@@ -240,7 +286,7 @@
             <w:r>
               <w:drawing>
                 <wp:inline xmlns:a="http://schemas.openxmlformats.org/drawingml/2006/main" xmlns:pic="http://schemas.openxmlformats.org/drawingml/2006/picture">
-                  <wp:extent cx="1118616" cy="188976"/>
+                  <wp:extent cx="1103376" cy="185928"/>
                   <wp:docPr id="1" name="Picture 1"/>
                   <wp:cNvGraphicFramePr>
                     <a:graphicFrameLocks noChangeAspect="1"/>
@@ -261,7 +307,7 @@
                         <pic:spPr>
                           <a:xfrm>
                             <a:off x="0" y="0"/>
-                            <a:ext cx="1118616" cy="188976"/>
+                            <a:ext cx="1103376" cy="185928"/>
                           </a:xfrm>
                           <a:prstGeom prst="rect"/>
                         </pic:spPr>
@@ -382,7 +428,7 @@
           <w:i w:val="0"/>
           <w:sz w:val="21"/>
         </w:rPr>
-        <w:t>安全条件门（全部满足才允许进入候选池）：稳定性、温度斜率、最低运行频率、冷偏差 ≤4 °C、风险分 ≤1.25×IMC 基准；β=2 的 GP 置信下界参与选点。</w:t>
+        <w:t>安全检查条件（全部满足才进入候选池）：稳定性、温度斜率、最低运行频率、冷偏差 ≤4 °C、风险分 ≤1.25×IMC 基准；β=2 的 GP 置信下界参与选点。</w:t>
       </w:r>
     </w:p>
     <w:p>
@@ -568,7 +614,7 @@
                 <w:i w:val="0"/>
                 <w:sz w:val="18"/>
               </w:rPr>
-              <w:t>搜索、风险评估、安全门判定全自动；与普通 BO 的区别是"优化什么"——不是平均性能，而是风险调整后的性能</w:t>
+              <w:t>搜索、风险评估、安全检查全自动；与普通 BO 的区别是"优化什么"——不是平均性能，而是风险调整后的性能</w:t>
             </w:r>
           </w:p>
         </w:tc>
@@ -656,7 +702,7 @@
           <w:color w:val="1F4E79"/>
           <w:sz w:val="30"/>
         </w:rPr>
-        <w:t>4 安全 BO 是怎么工作的：风险目标、安全门与一次迭代全流程</w:t>
+        <w:t>4 安全 BO 是怎么工作的：风险目标、安全检查与一次迭代全流程</w:t>
       </w:r>
     </w:p>
     <w:p>
@@ -1056,7 +1102,7 @@
                 <w:i w:val="0"/>
                 <w:sz w:val="18"/>
               </w:rPr>
-              <w:t>安全条件门</w:t>
+              <w:t>安全检查</w:t>
             </w:r>
             <w:r>
               <w:rPr>
@@ -1947,7 +1993,7 @@
       <w:r>
         <w:drawing>
           <wp:inline xmlns:a="http://schemas.openxmlformats.org/drawingml/2006/main" xmlns:pic="http://schemas.openxmlformats.org/drawingml/2006/picture">
-            <wp:extent cx="2630424" cy="201168"/>
+            <wp:extent cx="2563368" cy="192024"/>
             <wp:docPr id="3" name="Picture 3"/>
             <wp:cNvGraphicFramePr>
               <a:graphicFrameLocks noChangeAspect="1"/>
@@ -1968,7 +2014,7 @@
                   <pic:spPr>
                     <a:xfrm>
                       <a:off x="0" y="0"/>
-                      <a:ext cx="2630424" cy="201168"/>
+                      <a:ext cx="2563368" cy="192024"/>
                     </a:xfrm>
                     <a:prstGeom prst="rect"/>
                   </pic:spPr>
@@ -2352,7 +2398,7 @@
       <w:r>
         <w:drawing>
           <wp:inline xmlns:a="http://schemas.openxmlformats.org/drawingml/2006/main" xmlns:pic="http://schemas.openxmlformats.org/drawingml/2006/picture">
-            <wp:extent cx="3148584" cy="310896"/>
+            <wp:extent cx="3057144" cy="329184"/>
             <wp:docPr id="4" name="Picture 4"/>
             <wp:cNvGraphicFramePr>
               <a:graphicFrameLocks noChangeAspect="1"/>
@@ -2373,7 +2419,7 @@
                   <pic:spPr>
                     <a:xfrm>
                       <a:off x="0" y="0"/>
-                      <a:ext cx="3148584" cy="310896"/>
+                      <a:ext cx="3057144" cy="329184"/>
                     </a:xfrm>
                     <a:prstGeom prst="rect"/>
                   </pic:spPr>
@@ -2485,7 +2531,7 @@
           <w:color w:val="595959"/>
           <w:sz w:val="19"/>
         </w:rPr>
-        <w:t>这一轮真正起约束作用的不是物理安全门，而是"风险不得超过基线 1.25 倍"这条相对约束</w:t>
+        <w:t>这一轮真正起约束作用的不是物理安全检查，而是"风险不得超过基线 1.25 倍"这条相对约束</w:t>
       </w:r>
       <w:r>
         <w:rPr>
@@ -2495,7 +2541,7 @@
           <w:color w:val="595959"/>
           <w:sz w:val="19"/>
         </w:rPr>
-        <w:t>。物理安全门从未被触发，因此它在本轮数据上未被真正检验——要验证它得靠专门的越界用例。</w:t>
+        <w:t>。物理安全检查从未拦下任何候选，因此它在本轮数据上没有被真正考验过——要验证它得靠专门的越界用例。</w:t>
       </w:r>
     </w:p>
     <w:p>
@@ -2742,7 +2788,7 @@
       <w:r>
         <w:drawing>
           <wp:inline xmlns:a="http://schemas.openxmlformats.org/drawingml/2006/main" xmlns:pic="http://schemas.openxmlformats.org/drawingml/2006/picture">
-            <wp:extent cx="2831592" cy="295656"/>
+            <wp:extent cx="2764536" cy="307848"/>
             <wp:docPr id="5" name="Picture 5"/>
             <wp:cNvGraphicFramePr>
               <a:graphicFrameLocks noChangeAspect="1"/>
@@ -2763,7 +2809,7 @@
                   <pic:spPr>
                     <a:xfrm>
                       <a:off x="0" y="0"/>
-                      <a:ext cx="2831592" cy="295656"/>
+                      <a:ext cx="2764536" cy="307848"/>
                     </a:xfrm>
                     <a:prstGeom prst="rect"/>
                   </pic:spPr>
@@ -2818,7 +2864,7 @@
       <w:r>
         <w:drawing>
           <wp:inline xmlns:a="http://schemas.openxmlformats.org/drawingml/2006/main" xmlns:pic="http://schemas.openxmlformats.org/drawingml/2006/picture">
-            <wp:extent cx="3633216" cy="246888"/>
+            <wp:extent cx="3508248" cy="252984"/>
             <wp:docPr id="6" name="Picture 6"/>
             <wp:cNvGraphicFramePr>
               <a:graphicFrameLocks noChangeAspect="1"/>
@@ -2839,7 +2885,7 @@
                   <pic:spPr>
                     <a:xfrm>
                       <a:off x="0" y="0"/>
-                      <a:ext cx="3633216" cy="246888"/>
+                      <a:ext cx="3508248" cy="252984"/>
                     </a:xfrm>
                     <a:prstGeom prst="rect"/>
                   </pic:spPr>
@@ -2903,7 +2949,7 @@
       <w:r>
         <w:drawing>
           <wp:inline xmlns:a="http://schemas.openxmlformats.org/drawingml/2006/main" xmlns:pic="http://schemas.openxmlformats.org/drawingml/2006/picture">
-            <wp:extent cx="2337816" cy="204216"/>
+            <wp:extent cx="2301240" cy="213360"/>
             <wp:docPr id="7" name="Picture 7"/>
             <wp:cNvGraphicFramePr>
               <a:graphicFrameLocks noChangeAspect="1"/>
@@ -2924,7 +2970,7 @@
                   <pic:spPr>
                     <a:xfrm>
                       <a:off x="0" y="0"/>
-                      <a:ext cx="2337816" cy="204216"/>
+                      <a:ext cx="2301240" cy="213360"/>
                     </a:xfrm>
                     <a:prstGeom prst="rect"/>
                   </pic:spPr>
@@ -2997,7 +3043,7 @@
           <w:i w:val="0"/>
           <w:sz w:val="21"/>
         </w:rPr>
-        <w:t>兜底机制</w:t>
+        <w:t>保底规则</w:t>
       </w:r>
       <w:r>
         <w:rPr>
@@ -3006,7 +3052,7 @@
           <w:i w:val="0"/>
           <w:sz w:val="21"/>
         </w:rPr>
-        <w:t>：若安全 GP 过于保守导致 512 个候选全部被过滤，则退到"围绕当前最佳安全点、半径 0.10 的信任域"内选点；若仍无候选可用，本轮迭代直接终止。</w:t>
+        <w:t>：若安全 GP 过于保守导致 512 个候选全部被过滤，则退到"围绕当前最佳安全点、半径 0.10 的附近范围"内选点；若仍无候选可用，本轮迭代直接终止。</w:t>
       </w:r>
     </w:p>
     <w:p>
@@ -3234,7 +3280,7 @@
           <w:i w:val="0"/>
           <w:sz w:val="21"/>
         </w:rPr>
-        <w:t>兜底</w:t>
+        <w:t>保底</w:t>
       </w:r>
       <w:r>
         <w:rPr>
@@ -3243,7 +3289,7 @@
           <w:i w:val="0"/>
           <w:sz w:val="21"/>
         </w:rPr>
-        <w:t>：若无一通过，退到最佳安全点周围半径 0.10 的信任域；仍无则终止；</w:t>
+        <w:t>：若无一通过，退到最佳安全点周围半径 0.10 的范围；仍无则终止；</w:t>
       </w:r>
     </w:p>
     <w:p>
@@ -3929,7 +3975,7 @@
                 <w:i w:val="0"/>
                 <w:sz w:val="18"/>
               </w:rPr>
-              <w:t>安全门通过</w:t>
+              <w:t>安全检查通过</w:t>
             </w:r>
           </w:p>
         </w:tc>
@@ -4715,7 +4761,7 @@
           <w:i w:val="0"/>
           <w:sz w:val="21"/>
         </w:rPr>
-        <w:t>安全门通过率从 512 骤降到 28</w:t>
+        <w:t>安全检查通过率从 512 骤降到 28</w:t>
       </w:r>
       <w:r>
         <w:rPr>
@@ -5145,7 +5191,7 @@
           <w:i w:val="0"/>
           <w:sz w:val="21"/>
         </w:rPr>
-        <w:t>局部资格化种子</w:t>
+        <w:t>局部试探种子</w:t>
       </w:r>
       <w:r>
         <w:rPr>
@@ -5331,7 +5377,7 @@
           <w:i w:val="0"/>
           <w:sz w:val="21"/>
         </w:rPr>
-        <w:t>安全门本轮一次都没有触发</w:t>
+        <w:t>安全检查本轮一次都没有拦下候选</w:t>
       </w:r>
       <w:r>
         <w:rPr>
@@ -5359,7 +5405,7 @@
           <w:i w:val="0"/>
           <w:sz w:val="21"/>
         </w:rPr>
-        <w:t xml:space="preserve"> 标志全为 1，因此图中"不安全候选（被抑制）"这个系列在本轮没有任何数据点。这不代表安全门无效，只说明这批候选都落在安全区内；安全门的验证要靠专门的越界用例。</w:t>
+        <w:t xml:space="preserve"> 标志全为 1，因此图中"不安全候选（被抑制）"这个系列在本轮没有任何数据点。这不代表安全检查无效，只说明这批候选都落在安全区内；安全检查的验证要靠专门的越界用例。</w:t>
       </w:r>
     </w:p>
     <w:p>
@@ -5588,7 +5634,7 @@
                 <w:i w:val="0"/>
                 <w:sz w:val="18"/>
               </w:rPr>
-              <w:t>：风险 GP 需要比普通 BO 更多的初始样本来可靠估计方差结构，预计增补 2–3 次评估；另需 168 h 辨识建立回退基准 IMC（安全门以 1.25×IMC 为参照，失去该参照时须以保守固定增益替代）</w:t>
+              <w:t>：风险 GP 需要比普通 BO 更多的初始样本来可靠估计方差结构，预计增补 2–3 次评估；另需 168 h 辨识建立备用基准 IMC（安全检查以 1.25×IMC 为参照，失去该参照时须以保守固定增益替代）</w:t>
             </w:r>
           </w:p>
         </w:tc>
@@ -6760,7 +6806,7 @@
           <w:i w:val="0"/>
           <w:sz w:val="21"/>
         </w:rPr>
-        <w:t>优点：以可量化的风险口径换取了跨工况、跨场景的稳健性；混合工况七算法最优；安全门全程可审计；</w:t>
+        <w:t>优点：以可量化的风险口径换取了跨工况、跨场景的稳健性；混合工况七算法最优；安全检查全程有记录、可审计；</w:t>
       </w:r>
     </w:p>
     <w:p>
@@ -6810,7 +6856,7 @@
           <w:i w:val="0"/>
           <w:sz w:val="21"/>
         </w:rPr>
-        <w:t>落地建议：适合对安全敏感、工况谱宽且 commissioning 窗口有限的场合；"均值+系数×标准差"的风险口径系数（0.75）应按行业风险偏好评审后固化。</w:t>
+        <w:t>落地建议：适合对安全敏感、工况谱宽且调试窗口有限的场合；"均值+系数×标准差"的风险口径系数（0.75）应按行业风险偏好评审后固化。</w:t>
       </w:r>
     </w:p>
     <w:p>
@@ -7259,7 +7305,7 @@
                 <w:i w:val="0"/>
                 <w:sz w:val="18"/>
               </w:rPr>
-              <w:t>风险目标（均值 + 0.75×标准差）与安全条件门判定</w:t>
+              <w:t>风险目标（均值 + 0.75×标准差）与安全检查判定</w:t>
             </w:r>
           </w:p>
         </w:tc>
